--- a/submissao-abc/carta-apresentacao.docx
+++ b/submissao-abc/carta-apresentacao.docx
@@ -76,7 +76,7 @@
           <w:b/>
           <w:bCs/>
         </w:rPr>
-        <w:t xml:space="preserve">É a primeira análise a usar o CNES reclassificado por número de canais</w:t>
+        <w:t xml:space="preserve">É, a nosso conhecimento, a primeira análise a usar o CNES reclassificado por número de canais</w:t>
       </w:r>
       <w:r>
         <w:t xml:space="preserve"> </w:t>

--- a/submissao-abc/carta-apresentacao.docx
+++ b/submissao-abc/carta-apresentacao.docx
@@ -129,7 +129,7 @@
         <w:pStyle w:val="FirstParagraph"/>
       </w:pPr>
       <w:r>
-        <w:t xml:space="preserve">A análise usa exclusivamente bases públicas (CNES, SIA/SUS, SIH/SUS, SIGTAP, IBGE), é integralmente reproduzível por um único script em repositório público com DOI, segue o CHEERS 2022 e teve suas regras de análise registradas antes da extração, com emendas declaradas.</w:t>
+        <w:t xml:space="preserve">A análise usa exclusivamente bases públicas (CNES, SIA/SUS, SIH/SUS, SIGTAP, IBGE), é integralmente reproduzível por um único script (código e dados derivados serão depositados em repositório público com DOI na publicação e estão à disposição dos revisores), segue o CHEERS 2022 e teve suas regras de análise registradas antes da extração, com emendas declaradas.</w:t>
       </w:r>
     </w:p>
     <w:p>

--- a/submissao-abc/carta-apresentacao.docx
+++ b/submissao-abc/carta-apresentacao.docx
@@ -129,7 +129,7 @@
         <w:pStyle w:val="FirstParagraph"/>
       </w:pPr>
       <w:r>
-        <w:t xml:space="preserve">A análise usa exclusivamente bases públicas (CNES, SIA/SUS, SIH/SUS, SIGTAP, IBGE), é integralmente reproduzível por um único script (código e dados derivados serão depositados em repositório público com DOI na publicação e estão à disposição dos revisores), segue o CHEERS 2022 e teve suas regras de análise registradas antes da extração, com emendas declaradas.</w:t>
+        <w:t xml:space="preserve">A análise usa exclusivamente bases públicas (CNES, SIA/SUS, SIH/SUS, SIGTAP, IBGE), é integralmente reproduzível por um único script (código e dados derivados já estão em repositório público, https://github.com/thyagosabo/angiotc-sus-cp73, com licenças CC BY 4.0 e MIT; um DOI Zenodo será atribuído à versão aceita), segue o CHEERS 2022 e teve suas regras de análise registradas antes da extração, com emendas declaradas.</w:t>
       </w:r>
     </w:p>
     <w:p>
